--- a/MP-frontend/public/templates/OrdreDeService.docx
+++ b/MP-frontend/public/templates/OrdreDeService.docx
@@ -6,7 +6,7 @@
     <w:tbl>
       <w:tblPr>
         <w:tblW w:w="10774" w:type="dxa"/>
-        <w:tblInd w:w="-639" w:type="dxa"/>
+        <w:tblInd w:w="-839" w:type="dxa"/>
         <w:tblCellMar>
           <w:left w:w="70" w:type="dxa"/>
           <w:right w:w="70" w:type="dxa"/>
@@ -347,6 +347,7 @@
       </w:pPr>
       <w:r>
         <w:rPr>
+          <w:noProof/>
           <w:sz w:val="28"/>
           <w:szCs w:val="28"/>
           <w:u w:val="single"/>
@@ -681,23 +682,7 @@
           <w:szCs w:val="28"/>
           <w:u w:val="single"/>
         </w:rPr>
-        <w:t>{</w:t>
-      </w:r>
-      <w:r>
-        <w:rPr>
-          <w:sz w:val="28"/>
-          <w:szCs w:val="28"/>
-          <w:u w:val="single"/>
-        </w:rPr>
-        <w:t>type_OS</w:t>
-      </w:r>
-      <w:r>
-        <w:rPr>
-          <w:sz w:val="28"/>
-          <w:szCs w:val="28"/>
-          <w:u w:val="single"/>
-        </w:rPr>
-        <w:t>}</w:t>
+        <w:t>{type_OS}</w:t>
       </w:r>
       <w:r>
         <w:rPr>
@@ -1038,8 +1023,6 @@
           <w:lang w:eastAsia="fr-FR"/>
         </w:rPr>
       </w:pPr>
-      <w:bookmarkStart w:id="0" w:name="_GoBack"/>
-      <w:bookmarkEnd w:id="0"/>
     </w:p>
     <w:p>
       <w:pPr>
@@ -1088,6 +1071,7 @@
     <w:tbl>
       <w:tblPr>
         <w:tblW w:w="10745" w:type="dxa"/>
+        <w:tblInd w:w="-815" w:type="dxa"/>
         <w:tblCellMar>
           <w:left w:w="70" w:type="dxa"/>
           <w:right w:w="70" w:type="dxa"/>
@@ -1792,11 +1776,16 @@
         <w:t xml:space="preserve">} </w:t>
       </w:r>
       <w:r>
-        <w:t>{adresseSociete}</w:t>
+        <w:t>{</w:t>
+      </w:r>
+      <w:bookmarkStart w:id="0" w:name="_GoBack"/>
+      <w:r>
+        <w:t>adresseSociete}</w:t>
       </w:r>
       <w:r>
         <w:t>.</w:t>
       </w:r>
+      <w:bookmarkEnd w:id="0"/>
     </w:p>
     <w:p>
       <w:pPr>
